--- a/yago_cs_bleeding/manuscript_methods_results.docx
+++ b/yago_cs_bleeding/manuscript_methods_results.docx
@@ -2227,7 +2227,7 @@
                 <w:rFonts w:ascii="Times New Roman" w:hAnsi="Times New Roman"/>
                 <w:sz w:val="20"/>
               </w:rPr>
-              <w:t>2770</w:t>
+              <w:t>2719</w:t>
             </w:r>
           </w:p>
         </w:tc>
@@ -2241,7 +2241,7 @@
                 <w:rFonts w:ascii="Times New Roman" w:hAnsi="Times New Roman"/>
                 <w:sz w:val="20"/>
               </w:rPr>
-              <w:t>2770 (93.7%)</w:t>
+              <w:t>2719 (93.6%)</w:t>
             </w:r>
           </w:p>
         </w:tc>
@@ -2311,7 +2311,7 @@
                 <w:rFonts w:ascii="Times New Roman" w:hAnsi="Times New Roman"/>
                 <w:sz w:val="20"/>
               </w:rPr>
-              <w:t>185 (6.3%)</w:t>
+              <w:t>185 (6.4%)</w:t>
             </w:r>
           </w:p>
         </w:tc>
@@ -2500,7 +2500,7 @@
           <w:i w:val="0"/>
           <w:sz w:val="24"/>
         </w:rPr>
-        <w:t>In multivariable linear regression (n = 2,858; adjusted R² = 0.204), the following factors were independently associated with increased EBL: placenta previa or low-lying placenta (increased EBL by 71.8%; P &lt; 0.001); surgical duration (increased EBL by 0.8%; P &lt; 0.001); emergency cesarean section (decreased EBL by 17.3%; P &lt; 0.001); epidural anesthesia (increased EBL by 15.7%; P &lt; 0.001); number of hypotension episodes (increased EBL by 1.4%; P &lt; 0.001); age (increased EBL by 0.9%; P &lt; 0.001); prior cesarean delivery (decreased EBL by 8.9%; P &lt; 0.001). Gestational age, bmi, hypertensive disorders of pregnancy were not significantly associated with EBL.</w:t>
+        <w:t>In multivariable linear regression (n = 2,855; adjusted R² = 0.204), the following factors were independently associated with increased EBL: placenta previa or low-lying placenta (increased EBL by 71.8%; P &lt; 0.001); surgical duration (increased EBL by 0.8%; P &lt; 0.001); emergency cesarean section (decreased EBL by 17.3%; P &lt; 0.001); epidural anesthesia (increased EBL by 15.7%; P &lt; 0.001); number of hypotension episodes (increased EBL by 1.4%; P &lt; 0.001); age (increased EBL by 0.9%; P &lt; 0.001); prior cesarean delivery (decreased EBL by 8.9%; P &lt; 0.001). Gestational age, bmi, hypertensive disorders of pregnancy were not significantly associated with EBL.</w:t>
       </w:r>
     </w:p>
     <w:p>
@@ -3872,7 +3872,7 @@
       <w:r>
         <w:drawing>
           <wp:inline xmlns:a="http://schemas.openxmlformats.org/drawingml/2006/main" xmlns:pic="http://schemas.openxmlformats.org/drawingml/2006/picture">
-            <wp:extent cx="5486400" cy="4037380"/>
+            <wp:extent cx="5486400" cy="4039082"/>
             <wp:docPr id="4" name="Picture 4"/>
             <wp:cNvGraphicFramePr>
               <a:graphicFrameLocks noChangeAspect="1"/>
@@ -3893,7 +3893,7 @@
                   <pic:spPr>
                     <a:xfrm>
                       <a:off x="0" y="0"/>
-                      <a:ext cx="5486400" cy="4037380"/>
+                      <a:ext cx="5486400" cy="4039082"/>
                     </a:xfrm>
                     <a:prstGeom prst="rect"/>
                   </pic:spPr>
@@ -3938,7 +3938,7 @@
           <w:i w:val="0"/>
           <w:sz w:val="24"/>
         </w:rPr>
-        <w:t>Massive hemorrhage (EBL ≥ 1500 mL) occurred in 185 patients (6.3%). In multivariable logistic regression (n = 2,858; 183 events), the strongest independent risk factor was placenta previa (OR 9.15 (95% CI: 6.13–13.67); P &lt; 0.001). surgical duration was a risk factor (OR 1.05 (95% CI: 1.04–1.06); P &lt; 0.001). emergency cesarean section was a protective factor (OR 0.43 (95% CI: 0.28–0.67); P &lt; 0.001). prior cesarean delivery was a protective factor (OR 0.50 (95% CI: 0.33–0.75); P &lt; 0.001). epidural anesthesia was a risk factor (OR 1.71 (95% CI: 1.20–2.44); P = 0.003). Model discrimination was good (AUC = 0.820) (Fig. 6B).</w:t>
+        <w:t>Massive hemorrhage (EBL ≥ 1500 mL) occurred in 185 patients (6.4%). In multivariable logistic regression (n = 2,856; 183 events), the strongest independent risk factor was placenta previa (OR 9.15 (95% CI: 6.13–13.66); P &lt; 0.001). surgical duration was a risk factor (OR 1.05 (95% CI: 1.04–1.06); P &lt; 0.001). emergency cesarean section was a protective factor (OR 0.43 (95% CI: 0.28–0.67); P &lt; 0.001). prior cesarean delivery was a protective factor (OR 0.50 (95% CI: 0.33–0.75); P &lt; 0.001). epidural anesthesia was a risk factor (OR 1.71 (95% CI: 1.20–2.44); P = 0.003). Model discrimination was good (AUC = 0.820) (Fig. 6B).</w:t>
       </w:r>
     </w:p>
     <w:p>
@@ -4062,7 +4062,7 @@
                 <w:rFonts w:ascii="Times New Roman" w:hAnsi="Times New Roman"/>
                 <w:sz w:val="20"/>
               </w:rPr>
-              <w:t>6.13–13.67</w:t>
+              <w:t>6.13–13.66</w:t>
             </w:r>
           </w:p>
         </w:tc>
@@ -4482,7 +4482,7 @@
                 <w:rFonts w:ascii="Times New Roman" w:hAnsi="Times New Roman"/>
                 <w:sz w:val="20"/>
               </w:rPr>
-              <w:t>P = 0.603</w:t>
+              <w:t>P = 0.602</w:t>
             </w:r>
           </w:p>
         </w:tc>
@@ -4540,7 +4540,7 @@
                 <w:rFonts w:ascii="Times New Roman" w:hAnsi="Times New Roman"/>
                 <w:sz w:val="20"/>
               </w:rPr>
-              <w:t>P = 0.818</w:t>
+              <w:t>P = 0.817</w:t>
             </w:r>
           </w:p>
         </w:tc>
